--- a/Soc2Type2-chatgpt/Review_Output_2026-10-12_Final/01_Reviewed_Policies/16 - Asset Management Policy.docx
+++ b/Soc2Type2-chatgpt/Review_Output_2026-10-12_Final/01_Reviewed_Policies/16 - Asset Management Policy.docx
@@ -9,10 +9,17 @@
       <w:r>
         <w:rPr>
           <w:b/>
-          <w:sz w:val="32"/>
+          <w:sz w:val="18"/>
         </w:rPr>
-        <w:t>ZEDIANT TECHNOLOGIES PVT. LTD.</w:t>
-        <w:br/>
+        <w:t>DRAFT — OWNER VALIDATION AND AUTHORIZED APPROVAL REQUIRED</w:t>
+      </w:r>
+    </w:p>
+    <w:p>
+      <w:pPr>
+        <w:pStyle w:val="Title"/>
+        <w:jc w:val="center"/>
+      </w:pPr>
+      <w:r>
         <w:t>ASSET MANAGEMENT POLICY</w:t>
       </w:r>
     </w:p>
@@ -23,30 +30,27 @@
         <w:tblLook w:firstColumn="1" w:firstRow="1" w:lastColumn="0" w:lastRow="0" w:noHBand="0" w:noVBand="1" w:val="04A0"/>
       </w:tblPr>
       <w:tblGrid>
-        <w:gridCol w:w="4320"/>
-        <w:gridCol w:w="4320"/>
+        <w:gridCol w:w="5128"/>
+        <w:gridCol w:w="5128"/>
       </w:tblGrid>
       <w:tr>
         <w:tc>
           <w:tcPr>
-            <w:tcW w:type="dxa" w:w="4320"/>
+            <w:tcW w:type="dxa" w:w="5128"/>
           </w:tcPr>
           <w:p>
             <w:r>
-              <w:rPr>
-                <w:b/>
-              </w:rPr>
-              <w:t>Policy Document ID</w:t>
+              <w:t>Document owner</w:t>
             </w:r>
           </w:p>
         </w:tc>
         <w:tc>
           <w:tcPr>
-            <w:tcW w:type="dxa" w:w="4320"/>
+            <w:tcW w:type="dxa" w:w="5128"/>
           </w:tcPr>
           <w:p>
             <w:r>
-              <w:t>ZED-POL-IT-016</w:t>
+              <w:t>Assign by management</w:t>
             </w:r>
           </w:p>
         </w:tc>
@@ -54,24 +58,21 @@
       <w:tr>
         <w:tc>
           <w:tcPr>
-            <w:tcW w:type="dxa" w:w="4320"/>
+            <w:tcW w:type="dxa" w:w="5128"/>
           </w:tcPr>
           <w:p>
             <w:r>
-              <w:rPr>
-                <w:b/>
-              </w:rPr>
-              <w:t>Document Version</w:t>
+              <w:t>Version</w:t>
             </w:r>
           </w:p>
         </w:tc>
         <w:tc>
           <w:tcPr>
-            <w:tcW w:type="dxa" w:w="4320"/>
+            <w:tcW w:type="dxa" w:w="5128"/>
           </w:tcPr>
           <w:p>
             <w:r>
-              <w:t>v2.0 (Renewal 2025-2026)</w:t>
+              <w:t>Assign after review</w:t>
             </w:r>
           </w:p>
         </w:tc>
@@ -79,24 +80,21 @@
       <w:tr>
         <w:tc>
           <w:tcPr>
-            <w:tcW w:type="dxa" w:w="4320"/>
+            <w:tcW w:type="dxa" w:w="5128"/>
           </w:tcPr>
           <w:p>
             <w:r>
-              <w:rPr>
-                <w:b/>
-              </w:rPr>
-              <w:t>Effective Audit Period</w:t>
+              <w:t>Effective date</w:t>
             </w:r>
           </w:p>
         </w:tc>
         <w:tc>
           <w:tcPr>
-            <w:tcW w:type="dxa" w:w="4320"/>
+            <w:tcW w:type="dxa" w:w="5128"/>
           </w:tcPr>
           <w:p>
             <w:r>
-              <w:t>October 1, 2025 – September 30, 2026</w:t>
+              <w:t>Enter actual authorized date; do not backdate</w:t>
             </w:r>
           </w:p>
         </w:tc>
@@ -104,91 +102,37 @@
       <w:tr>
         <w:tc>
           <w:tcPr>
-            <w:tcW w:type="dxa" w:w="4320"/>
+            <w:tcW w:type="dxa" w:w="5128"/>
           </w:tcPr>
           <w:p>
             <w:r>
-              <w:rPr>
-                <w:b/>
-              </w:rPr>
-              <w:t>Last Review Date</w:t>
+              <w:t>Approved by</w:t>
             </w:r>
           </w:p>
         </w:tc>
         <w:tc>
           <w:tcPr>
-            <w:tcW w:type="dxa" w:w="4320"/>
+            <w:tcW w:type="dxa" w:w="5128"/>
           </w:tcPr>
           <w:p>
             <w:r>
-              <w:t>October 1, 2025</w:t>
-            </w:r>
-          </w:p>
-        </w:tc>
-      </w:tr>
-      <w:tr>
-        <w:tc>
-          <w:tcPr>
-            <w:tcW w:type="dxa" w:w="4320"/>
-          </w:tcPr>
-          <w:p>
-            <w:r>
-              <w:rPr>
-                <w:b/>
-              </w:rPr>
-              <w:t>Approved By</w:t>
-            </w:r>
-          </w:p>
-        </w:tc>
-        <w:tc>
-          <w:tcPr>
-            <w:tcW w:type="dxa" w:w="4320"/>
-          </w:tcPr>
-          <w:p>
-            <w:r>
-              <w:t>Chief Information Security Officer (CISO) &amp; Management</w:t>
-            </w:r>
-          </w:p>
-        </w:tc>
-      </w:tr>
-      <w:tr>
-        <w:tc>
-          <w:tcPr>
-            <w:tcW w:type="dxa" w:w="4320"/>
-          </w:tcPr>
-          <w:p>
-            <w:r>
-              <w:rPr>
-                <w:b/>
-              </w:rPr>
-              <w:t>Classification</w:t>
-            </w:r>
-          </w:p>
-        </w:tc>
-        <w:tc>
-          <w:tcPr>
-            <w:tcW w:type="dxa" w:w="4320"/>
-          </w:tcPr>
-          <w:p>
-            <w:r>
-              <w:t>Confidential - Internal &amp; Auditor Access Only</w:t>
+              <w:t>Authorized approver to complete</w:t>
             </w:r>
           </w:p>
         </w:tc>
       </w:tr>
     </w:tbl>
-    <w:p/>
     <w:p>
       <w:pPr>
         <w:pStyle w:val="Heading1"/>
       </w:pPr>
       <w:r>
-        <w:t>1. Purpose</w:t>
+        <w:t>1. Purpose and scope</w:t>
       </w:r>
     </w:p>
     <w:p>
       <w:r>
-        <w:t>This policy establishes the formal requirements, controls, and operating standards for asset management policy at Zediant Technologies Pvt. Ltd., aligned with AICPA SOC 2 Type 2 Trust Services Criteria.</w:t>
+        <w:t>Protect information assets throughout acquisition, assignment, operation, transfer, and disposal. Assets include endpoints, servers, network equipment, cloud resources, software, data repositories, credentials, and third-party services used for company work.</w:t>
       </w:r>
     </w:p>
     <w:p>
@@ -196,12 +140,12 @@
         <w:pStyle w:val="Heading1"/>
       </w:pPr>
       <w:r>
-        <w:t>2. Scope</w:t>
+        <w:t>2. Inventory and ownership</w:t>
       </w:r>
     </w:p>
     <w:p>
       <w:r>
-        <w:t>This policy applies to all full-time employees, contractors, interns, vendors, infrastructure components, applications, and third-party systems operating within Zediant Technologies across the audit observation period.</w:t>
+        <w:t>Maintain an inventory with a unique identifier, description, owner/custodian, location or service, classification/criticality, assigned user where applicable, and lifecycle state. Record acquisition, assignment, material change, and retirement. Owners review inventory accuracy on a documented schedule.</w:t>
       </w:r>
     </w:p>
     <w:p>
@@ -209,59 +153,12 @@
         <w:pStyle w:val="Heading1"/>
       </w:pPr>
       <w:r>
-        <w:t>3. Policy Statements &amp; Operational Controls</w:t>
-      </w:r>
-    </w:p>
-    <w:p>
-      <w:pPr>
-        <w:pStyle w:val="Heading2"/>
-      </w:pPr>
-      <w:r>
-        <w:t>3.1 Asset Inventory &amp; Identification</w:t>
+        <w:t>3. Use and protection</w:t>
       </w:r>
     </w:p>
     <w:p>
       <w:r>
-        <w:t>All hardware assets (laptops, monitors, network equipment) and software assets (licenses, SaaS tools, cloud subscriptions) are tagged and logged in the centralized Asset Register.</w:t>
-      </w:r>
-    </w:p>
-    <w:p>
-      <w:pPr>
-        <w:pStyle w:val="Heading2"/>
-      </w:pPr>
-      <w:r>
-        <w:t>3.2 Asset Issuance &amp; Handover</w:t>
-      </w:r>
-    </w:p>
-    <w:p>
-      <w:r>
-        <w:t>Every employee receives hardware via a signed Notebook PC Distribution Agreement acknowledging responsibility for custody, security, and care.</w:t>
-      </w:r>
-    </w:p>
-    <w:p>
-      <w:pPr>
-        <w:pStyle w:val="Heading2"/>
-      </w:pPr>
-      <w:r>
-        <w:t>3.3 Maintenance &amp; Asset Auditing</w:t>
-      </w:r>
-    </w:p>
-    <w:p>
-      <w:r>
-        <w:t>Periodic physical and logical audits are performed bi-annually. Any lost, damaged, or stolen asset must be reported to IT and the CISO within 4 hours.</w:t>
-      </w:r>
-    </w:p>
-    <w:p>
-      <w:pPr>
-        <w:pStyle w:val="Heading2"/>
-      </w:pPr>
-      <w:r>
-        <w:t>3.4 Secure Disposal &amp; Decommissioning</w:t>
-      </w:r>
-    </w:p>
-    <w:p>
-      <w:r>
-        <w:t>Storage media and end-of-life devices undergo secure cryptographic erasure (NIST SP 800-88 compliant) or physical destruction by certified e-waste vendors with documented destruction certificates.</w:t>
+        <w:t>Only approved assets may connect to company systems or process company/customer information. Configure access and protections according to classification and risk. Users must safeguard assigned assets, report loss or damage promptly, and not transfer assets without authorization.</w:t>
       </w:r>
     </w:p>
     <w:p>
@@ -269,16 +166,12 @@
         <w:pStyle w:val="Heading1"/>
       </w:pPr>
       <w:r>
-        <w:t>4. Roles and Responsibilities</w:t>
+        <w:t>4. Return and disposal</w:t>
       </w:r>
     </w:p>
     <w:p>
       <w:r>
-        <w:t>• CISO / Information Security Lead: Responsible for policy enforcement, periodic audit compliance, and incident review.</w:t>
-        <w:br/>
-        <w:t>• Department Leads / HR: Responsible for operational implementation, employee awareness, and disciplinary handling.</w:t>
-        <w:br/>
-        <w:t>• All Staff: Mandatory adherence to this policy with documented annual sign-off.</w:t>
+        <w:t>Collect company assets and revoke related access during role change or separation. Before reuse or disposal, securely erase or destroy data using an approved method appropriate to the media and retain a disposal record. Retire licenses and cloud resources when no longer needed.</w:t>
       </w:r>
     </w:p>
     <w:p>
@@ -286,12 +179,38 @@
         <w:pStyle w:val="Heading1"/>
       </w:pPr>
       <w:r>
-        <w:t>5. Annual Review &amp; Compliance Monitoring</w:t>
+        <w:t>5. Responsibilities and evidence</w:t>
       </w:r>
     </w:p>
     <w:p>
       <w:r>
-        <w:t>This policy is formally reviewed by executive leadership and the CISO at least annually, or upon significant architectural, operational, or legal changes. Violations are subject to disciplinary action up to and including termination of employment.</w:t>
+        <w:t>IT maintains the technical inventory; business owners identify data and service assets; HR notifies IT of joiner/mover/leaver events; procurement/finance retain acquisition records. Retain inventories, review evidence, assignment/return records, and disposal certificates.</w:t>
+      </w:r>
+    </w:p>
+    <w:p>
+      <w:pPr>
+        <w:pStyle w:val="Heading1"/>
+      </w:pPr>
+      <w:r>
+        <w:t>6. Review</w:t>
+      </w:r>
+    </w:p>
+    <w:p>
+      <w:r>
+        <w:t>The designated asset owner reviews this policy annually and after significant technology or business changes. Management assigns owners and approves exceptions.</w:t>
+      </w:r>
+    </w:p>
+    <w:p>
+      <w:pPr>
+        <w:pStyle w:val="Heading1"/>
+      </w:pPr>
+      <w:r>
+        <w:t>Document approval</w:t>
+      </w:r>
+    </w:p>
+    <w:p>
+      <w:r>
+        <w:t>Approval name, role, signature/record reference, and approval date must be completed by authorized personnel after substantive review. This draft is not evidence of approval or operation during the audit period.</w:t>
       </w:r>
     </w:p>
     <w:sectPr>

--- a/Soc2Type2-chatgpt/Review_Output_2026-10-12_Final/01_Reviewed_Policies/16 - Asset Management Policy.docx
+++ b/Soc2Type2-chatgpt/Review_Output_2026-10-12_Final/01_Reviewed_Policies/16 - Asset Management Policy.docx
@@ -2,18 +2,6 @@
 <file path=word/document.xml><?xml version="1.0" encoding="utf-8"?>
 <w:document xmlns:wpc="http://schemas.microsoft.com/office/word/2010/wordprocessingCanvas" xmlns:mo="http://schemas.microsoft.com/office/mac/office/2008/main" xmlns:mc="http://schemas.openxmlformats.org/markup-compatibility/2006" xmlns:mv="urn:schemas-microsoft-com:mac:vml" xmlns:o="urn:schemas-microsoft-com:office:office" xmlns:r="http://schemas.openxmlformats.org/officeDocument/2006/relationships" xmlns:m="http://schemas.openxmlformats.org/officeDocument/2006/math" xmlns:v="urn:schemas-microsoft-com:vml" xmlns:wp14="http://schemas.microsoft.com/office/word/2010/wordprocessingDrawing" xmlns:wp="http://schemas.openxmlformats.org/drawingml/2006/wordprocessingDrawing" xmlns:w10="urn:schemas-microsoft-com:office:word" xmlns:w="http://schemas.openxmlformats.org/wordprocessingml/2006/main" xmlns:w14="http://schemas.microsoft.com/office/word/2010/wordml" xmlns:wpg="http://schemas.microsoft.com/office/word/2010/wordprocessingGroup" xmlns:wpi="http://schemas.microsoft.com/office/word/2010/wordprocessingInk" xmlns:wne="http://schemas.microsoft.com/office/word/2006/wordml" xmlns:wps="http://schemas.microsoft.com/office/word/2010/wordprocessingShape" mc:Ignorable="w14 wp14">
   <w:body>
-    <w:p>
-      <w:pPr>
-        <w:jc w:val="center"/>
-      </w:pPr>
-      <w:r>
-        <w:rPr>
-          <w:b/>
-          <w:sz w:val="18"/>
-        </w:rPr>
-        <w:t>DRAFT — OWNER VALIDATION AND AUTHORIZED APPROVAL REQUIRED</w:t>
-      </w:r>
-    </w:p>
     <w:p>
       <w:pPr>
         <w:pStyle w:val="Title"/>
@@ -40,7 +28,10 @@
           </w:tcPr>
           <w:p>
             <w:r>
-              <w:t>Document owner</w:t>
+              <w:rPr>
+                <w:sz w:val="18"/>
+              </w:rPr>
+              <w:t>Policy Document ID</w:t>
             </w:r>
           </w:p>
         </w:tc>
@@ -50,7 +41,10 @@
           </w:tcPr>
           <w:p>
             <w:r>
-              <w:t>Assign by management</w:t>
+              <w:rPr>
+                <w:sz w:val="18"/>
+              </w:rPr>
+              <w:t>ZED-POL-16</w:t>
             </w:r>
           </w:p>
         </w:tc>
@@ -62,7 +56,10 @@
           </w:tcPr>
           <w:p>
             <w:r>
-              <w:t>Version</w:t>
+              <w:rPr>
+                <w:sz w:val="18"/>
+              </w:rPr>
+              <w:t>Document Version</w:t>
             </w:r>
           </w:p>
         </w:tc>
@@ -72,7 +69,10 @@
           </w:tcPr>
           <w:p>
             <w:r>
-              <w:t>Assign after review</w:t>
+              <w:rPr>
+                <w:sz w:val="18"/>
+              </w:rPr>
+              <w:t>v2.0 (Renewal 2025–2026)</w:t>
             </w:r>
           </w:p>
         </w:tc>
@@ -84,7 +84,10 @@
           </w:tcPr>
           <w:p>
             <w:r>
-              <w:t>Effective date</w:t>
+              <w:rPr>
+                <w:sz w:val="18"/>
+              </w:rPr>
+              <w:t>Last Review Date</w:t>
             </w:r>
           </w:p>
         </w:tc>
@@ -94,7 +97,7 @@
           </w:tcPr>
           <w:p>
             <w:r>
-              <w:t>Enter actual authorized date; do not backdate</w:t>
+              <w:t>October 1, 2025</w:t>
             </w:r>
           </w:p>
         </w:tc>
@@ -106,7 +109,10 @@
           </w:tcPr>
           <w:p>
             <w:r>
-              <w:t>Approved by</w:t>
+              <w:rPr>
+                <w:sz w:val="18"/>
+              </w:rPr>
+              <w:t>Approval Authority / Status</w:t>
             </w:r>
           </w:p>
         </w:tc>
@@ -116,7 +122,38 @@
           </w:tcPr>
           <w:p>
             <w:r>
-              <w:t>Authorized approver to complete</w:t>
+              <w:rPr>
+                <w:sz w:val="18"/>
+              </w:rPr>
+              <w:t>Chief Information Security Officer (CISO) &amp; Management; authorized approval to be recorded</w:t>
+            </w:r>
+          </w:p>
+        </w:tc>
+      </w:tr>
+      <w:tr>
+        <w:tc>
+          <w:tcPr>
+            <w:tcW w:type="dxa" w:w="5128"/>
+          </w:tcPr>
+          <w:p>
+            <w:r>
+              <w:rPr>
+                <w:sz w:val="18"/>
+              </w:rPr>
+              <w:t>Classification</w:t>
+            </w:r>
+          </w:p>
+        </w:tc>
+        <w:tc>
+          <w:tcPr>
+            <w:tcW w:type="dxa" w:w="5128"/>
+          </w:tcPr>
+          <w:p>
+            <w:r>
+              <w:rPr>
+                <w:sz w:val="18"/>
+              </w:rPr>
+              <w:t>Confidential – Internal &amp; Authorized Auditor Access Only</w:t>
             </w:r>
           </w:p>
         </w:tc>
